--- a/legal/11-acceptance-handover/14_SLA_MAINTENANCE_SUPPORT.docx
+++ b/legal/11-acceptance-handover/14_SLA_MAINTENANCE_SUPPORT.docx
@@ -2,224 +2,261 @@
 <file path=word/document.xml><?xml version="1.0" encoding="utf-8"?>
 <w:document xmlns:wpc="http://schemas.microsoft.com/office/word/2010/wordprocessingCanvas" xmlns:mo="http://schemas.microsoft.com/office/mac/office/2008/main" xmlns:mc="http://schemas.openxmlformats.org/markup-compatibility/2006" xmlns:mv="urn:schemas-microsoft-com:mac:vml" xmlns:o="urn:schemas-microsoft-com:office:office" xmlns:r="http://schemas.openxmlformats.org/officeDocument/2006/relationships" xmlns:m="http://schemas.openxmlformats.org/officeDocument/2006/math" xmlns:v="urn:schemas-microsoft-com:vml" xmlns:wp14="http://schemas.microsoft.com/office/word/2010/wordprocessingDrawing" xmlns:wp="http://schemas.openxmlformats.org/drawingml/2006/wordprocessingDrawing" xmlns:w10="urn:schemas-microsoft-com:office:word" xmlns:w="http://schemas.openxmlformats.org/wordprocessingml/2006/main" xmlns:w14="http://schemas.microsoft.com/office/word/2010/wordml" xmlns:wpg="http://schemas.microsoft.com/office/word/2010/wordprocessingGroup" xmlns:wpi="http://schemas.microsoft.com/office/word/2010/wordprocessingInk" xmlns:wne="http://schemas.microsoft.com/office/word/2006/wordml" xmlns:wps="http://schemas.microsoft.com/office/word/2010/wordprocessingShape" mc:Ignorable="w14 wp14">
   <w:body>
+    <w:tbl>
+      <w:tblPr>
+        <w:tblW w:type="auto" w:w="0"/>
+        <w:jc w:val="center"/>
+        <w:tblLook w:firstColumn="1" w:firstRow="1" w:lastColumn="0" w:lastRow="0" w:noHBand="0" w:noVBand="1" w:val="04A0"/>
+        <w:tblBorders>
+          <w:top w:val="none"/>
+          <w:bottom w:val="none"/>
+          <w:left w:val="none"/>
+          <w:right w:val="none"/>
+          <w:insideH w:val="none"/>
+          <w:insideV w:val="none"/>
+        </w:tblBorders>
+      </w:tblPr>
+      <w:tblGrid>
+        <w:gridCol w:w="4874"/>
+        <w:gridCol w:w="4874"/>
+      </w:tblGrid>
+      <w:tr>
+        <w:trPr>
+          <w:cantSplit/>
+        </w:trPr>
+        <w:tc>
+          <w:tcPr>
+            <w:tcW w:type="dxa" w:w="4032"/>
+            <w:vAlign w:val="center"/>
+            <w:tcW w:w="4031" w:type="dxa"/>
+            <w:tcMar>
+              <w:top w:w="40" w:type="dxa"/>
+              <w:bottom w:w="40" w:type="dxa"/>
+              <w:left w:w="60" w:type="dxa"/>
+              <w:right w:w="60" w:type="dxa"/>
+            </w:tcMar>
+            <w:shd w:fill="FFFFFF"/>
+          </w:tcPr>
+          <w:p>
+            <w:r/>
+          </w:p>
+          <w:p>
+            <w:pPr>
+              <w:spacing w:before="0" w:after="40" w:line="276" w:lineRule="auto"/>
+              <w:jc w:val="center"/>
+            </w:pPr>
+            <w:r>
+              <w:rPr>
+                <w:b/>
+              </w:rPr>
+              <w:t>ĐƠN VỊ CUNG CẤP DỊCH VỤ</w:t>
+            </w:r>
+          </w:p>
+          <w:p>
+            <w:pPr>
+              <w:spacing w:before="0" w:after="40" w:line="276" w:lineRule="auto"/>
+              <w:jc w:val="center"/>
+            </w:pPr>
+            <w:r>
+              <w:rPr>
+                <w:b/>
+              </w:rPr>
+              <w:t>LOCALMATE VIỆT NAM</w:t>
+            </w:r>
+          </w:p>
+          <w:p>
+            <w:pPr>
+              <w:spacing w:before="0" w:after="40" w:line="276" w:lineRule="auto"/>
+              <w:jc w:val="center"/>
+            </w:pPr>
+            <w:r>
+              <w:t>Số: [MÃ_ĐƠN]/SLA-LM/[NĂM]</w:t>
+            </w:r>
+          </w:p>
+        </w:tc>
+        <w:tc>
+          <w:tcPr>
+            <w:tcW w:type="dxa" w:w="5717"/>
+            <w:vAlign w:val="center"/>
+            <w:tcW w:w="5716" w:type="dxa"/>
+            <w:tcMar>
+              <w:top w:w="40" w:type="dxa"/>
+              <w:bottom w:w="40" w:type="dxa"/>
+              <w:left w:w="60" w:type="dxa"/>
+              <w:right w:w="60" w:type="dxa"/>
+            </w:tcMar>
+            <w:shd w:fill="FFFFFF"/>
+          </w:tcPr>
+          <w:p>
+            <w:r/>
+          </w:p>
+          <w:p>
+            <w:pPr>
+              <w:spacing w:before="0" w:after="40" w:line="276" w:lineRule="auto"/>
+              <w:jc w:val="center"/>
+            </w:pPr>
+            <w:r>
+              <w:rPr>
+                <w:b/>
+                <w:sz w:val="23"/>
+              </w:rPr>
+              <w:t>CỘNG HÒA XÃ HỘI CHỦ NGHĨA VIỆT NAM</w:t>
+            </w:r>
+          </w:p>
+          <w:p>
+            <w:pPr>
+              <w:spacing w:before="0" w:after="40" w:line="276" w:lineRule="auto"/>
+              <w:jc w:val="center"/>
+            </w:pPr>
+            <w:r>
+              <w:rPr>
+                <w:b/>
+              </w:rPr>
+              <w:t>Độc lập - Tự do - Hạnh phúc</w:t>
+            </w:r>
+          </w:p>
+          <w:p>
+            <w:pPr>
+              <w:spacing w:before="0" w:after="40" w:line="276" w:lineRule="auto"/>
+              <w:jc w:val="center"/>
+            </w:pPr>
+            <w:r>
+              <w:rPr>
+                <w:color w:val="0F172A"/>
+                <w:sz w:val="16"/>
+              </w:rPr>
+              <w:t>――――――――――――――――</w:t>
+            </w:r>
+          </w:p>
+          <w:p>
+            <w:pPr>
+              <w:spacing w:before="0" w:after="40" w:line="276" w:lineRule="auto"/>
+              <w:jc w:val="center"/>
+            </w:pPr>
+            <w:r>
+              <w:rPr>
+                <w:i/>
+                <w:color w:val="64748B"/>
+                <w:sz w:val="19"/>
+              </w:rPr>
+              <w:t>Hà Nội, ngày [NGÀY] tháng [THÁNG] năm 202[NĂM]</w:t>
+            </w:r>
+          </w:p>
+        </w:tc>
+      </w:tr>
+    </w:tbl>
     <w:p>
       <w:pPr>
-        <w:spacing w:before="240" w:after="120" w:line="288" w:lineRule="auto"/>
+        <w:spacing w:before="0" w:after="80"/>
+      </w:pPr>
+    </w:p>
+    <w:p>
+      <w:pPr>
+        <w:spacing w:before="240" w:after="80" w:line="288" w:lineRule="auto"/>
         <w:jc w:val="center"/>
       </w:pPr>
       <w:r>
         <w:rPr>
           <w:b/>
-          <w:color w:val="0D7647"/>
-          <w:sz w:val="30"/>
+          <w:color w:val="0F172A"/>
+          <w:sz w:val="29"/>
         </w:rPr>
         <w:t>THỎA THUẬN MỨC ĐỘ DỊCH VỤ VÀ CAM KẾT BẢO TRÌ KỸ THUẬT</w:t>
       </w:r>
     </w:p>
     <w:p>
       <w:pPr>
-        <w:spacing w:before="200" w:after="80" w:line="276" w:lineRule="auto"/>
-        <w:jc w:val="center"/>
+        <w:spacing w:before="20" w:after="60" w:line="276" w:lineRule="auto"/>
+        <w:jc w:val="both"/>
       </w:pPr>
       <w:r>
         <w:rPr>
           <w:b/>
-          <w:color w:val="0D7647"/>
-          <w:sz w:val="26"/>
         </w:rPr>
         <w:t>(SERVICE LEVEL AGREEMENT - SLA &amp; TECHNICAL MAINTENANCE)</w:t>
       </w:r>
     </w:p>
     <w:p>
       <w:pPr>
-        <w:spacing w:after="80" w:before="0" w:line="276" w:lineRule="auto"/>
+        <w:spacing w:before="20" w:after="40" w:line="276" w:lineRule="auto"/>
+        <w:ind w:left="288"/>
+        <w:jc w:val="both"/>
+      </w:pPr>
+      <w:r>
+        <w:rPr>
+          <w:i/>
+          <w:color w:val="0F172A"/>
+          <w:sz w:val="20"/>
+        </w:rPr>
+        <w:t>- Căn cứ Bộ luật Dân sự số 91/2015/QH13 (Điều 513, Điều 517 về nghĩa vụ bảo hành dịch vụ);</w:t>
+      </w:r>
+    </w:p>
+    <w:p>
+      <w:pPr>
+        <w:spacing w:before="20" w:after="40" w:line="276" w:lineRule="auto"/>
+        <w:ind w:left="288"/>
+        <w:jc w:val="both"/>
+      </w:pPr>
+      <w:r>
+        <w:rPr>
+          <w:i/>
+          <w:color w:val="0F172A"/>
+          <w:sz w:val="20"/>
+        </w:rPr>
+        <w:t>- Căn cứ Luật Thương mại số 36/2005/QH11 (Điều 74, Điều 81 về trách nhiệm bảo hành dịch vụ);</w:t>
+      </w:r>
+    </w:p>
+    <w:p>
+      <w:pPr>
+        <w:spacing w:before="20" w:after="40" w:line="276" w:lineRule="auto"/>
+        <w:ind w:left="288"/>
+        <w:jc w:val="both"/>
+      </w:pPr>
+      <w:r>
+        <w:rPr>
+          <w:i/>
+          <w:color w:val="0F172A"/>
+          <w:sz w:val="20"/>
+        </w:rPr>
+        <w:t>- Căn cứ Hợp đồng Dịch vụ Khung số: [MÃ_HỢP_ĐỒNG] ký giữa Hai Bên.</w:t>
+      </w:r>
+    </w:p>
+    <w:p>
+      <w:pPr>
+        <w:spacing w:before="20" w:after="60" w:line="276" w:lineRule="auto"/>
+        <w:jc w:val="both"/>
+      </w:pPr>
+      <w:r>
+        <w:t>Thỏa thuận này quy định cụ thể về thời gian tiếp nhận, thời hạn khắc phục sự cố, phạm vi bảo hành và các kênh hỗ trợ kỹ thuật áp dụng cho các sản phẩm kỹ thuật số do LocalMate bàn giao:</w:t>
+      </w:r>
+    </w:p>
+    <w:p>
+      <w:pPr>
+        <w:spacing w:before="20" w:after="60" w:line="276" w:lineRule="auto"/>
+        <w:jc w:val="both"/>
+      </w:pPr>
+      <w:r>
+        <w:t>.</w:t>
+      </w:r>
+    </w:p>
+    <w:p>
+      <w:pPr>
+        <w:spacing w:before="180" w:after="60" w:line="276" w:lineRule="auto"/>
         <w:jc w:val="left"/>
       </w:pPr>
       <w:r>
         <w:rPr>
           <w:b/>
-        </w:rPr>
-        <w:t>Mã hiệu văn bản:</w:t>
-      </w:r>
-      <w:r>
-        <w:t xml:space="preserve"> </w:t>
-      </w:r>
-      <w:r>
-        <w:rPr>
-          <w:rFonts w:ascii="Consolas" w:hAnsi="Consolas"/>
-          <w:color w:val="B42828"/>
-          <w:sz w:val="20"/>
-        </w:rPr>
-        <w:t>LM-OPS-SLA-14</w:t>
-      </w:r>
-      <w:r>
-        <w:t xml:space="preserve">  </w:t>
-      </w:r>
-    </w:p>
-    <w:p>
-      <w:pPr>
-        <w:spacing w:after="80" w:before="0" w:line="276" w:lineRule="auto"/>
-        <w:jc w:val="left"/>
-      </w:pPr>
-      <w:r>
-        <w:rPr>
-          <w:i/>
-        </w:rPr>
-        <w:t>(Đính kèm Hợp đồng Dịch vụ Khung số: [SO_HOP_DONG_MSA]/LM-MSA hoặc Đơn đặt hàng tương ứng)</w:t>
-      </w:r>
-      <w:r>
-        <w:t xml:space="preserve">  </w:t>
-      </w:r>
-    </w:p>
-    <w:p>
-      <w:pPr>
-        <w:spacing w:after="80" w:before="0" w:line="276" w:lineRule="auto"/>
-        <w:jc w:val="left"/>
-      </w:pPr>
-      <w:r>
-        <w:rPr>
-          <w:b/>
-        </w:rPr>
-        <w:t>Căn cứ áp dụng:</w:t>
-      </w:r>
-      <w:r>
-        <w:t xml:space="preserve">  </w:t>
-      </w:r>
-    </w:p>
-    <w:p>
-      <w:pPr>
-        <w:spacing w:after="60" w:before="20" w:line="276" w:lineRule="auto"/>
-        <w:ind w:left="360"/>
-        <w:jc w:val="left"/>
-      </w:pPr>
-      <w:r>
-        <w:rPr>
-          <w:i/>
-        </w:rPr>
-        <w:t>•  Bộ luật Dân sự số 91/2015/QH13 (Điều 513, Điều 517 về nghĩa vụ bảo hành dịch vụ);</w:t>
-      </w:r>
-      <w:r>
-        <w:t xml:space="preserve">  </w:t>
-      </w:r>
-    </w:p>
-    <w:p>
-      <w:pPr>
-        <w:spacing w:after="60" w:before="20" w:line="276" w:lineRule="auto"/>
-        <w:ind w:left="360"/>
-        <w:jc w:val="left"/>
-      </w:pPr>
-      <w:r>
-        <w:rPr>
-          <w:i/>
-        </w:rPr>
-        <w:t>•  Luật Thương mại số 36/2005/QH11 (Điều 74, Điều 81);</w:t>
-      </w:r>
-      <w:r>
-        <w:t xml:space="preserve">  </w:t>
-      </w:r>
-    </w:p>
-    <w:p>
-      <w:pPr>
-        <w:spacing w:after="60" w:before="20" w:line="276" w:lineRule="auto"/>
-        <w:ind w:left="360"/>
-        <w:jc w:val="left"/>
-      </w:pPr>
-      <w:r>
-        <w:rPr>
-          <w:i/>
-        </w:rPr>
-        <w:t>•  Quy chuẩn dịch vụ hỗ trợ kỹ thuật tiêu chuẩn của LocalMate.</w:t>
-      </w:r>
-    </w:p>
-    <w:p>
-      <w:pPr>
-        <w:spacing w:after="120" w:before="80"/>
-      </w:pPr>
-      <w:r>
-        <w:rPr>
-          <w:color w:val="CBD5E1"/>
-        </w:rPr>
-        <w:t>―――――――――――――――――――――――――――――――――――――――――――――――――――――――</w:t>
-      </w:r>
-    </w:p>
-    <w:p>
-      <w:pPr>
-        <w:spacing w:after="80" w:before="0" w:line="276" w:lineRule="auto"/>
-        <w:jc w:val="left"/>
-      </w:pPr>
-      <w:r>
-        <w:t>Phụ lục Thỏa thuận Mức độ Dịch vụ (SLA) này được xác lập giữa:</w:t>
-      </w:r>
-    </w:p>
-    <w:p>
-      <w:pPr>
-        <w:spacing w:after="60" w:before="20" w:line="276" w:lineRule="auto"/>
-        <w:ind w:left="360"/>
-        <w:jc w:val="left"/>
-      </w:pPr>
-      <w:r>
-        <w:rPr>
-          <w:b/>
-        </w:rPr>
-        <w:t>•  BÊN A (KHÁCH HÀNG):</w:t>
-      </w:r>
-      <w:r>
-        <w:t xml:space="preserve"> [TEN_KHACH_HANG] (Đại diện: [NGUOI_DAI_DIEN_A])</w:t>
-      </w:r>
-    </w:p>
-    <w:p>
-      <w:pPr>
-        <w:spacing w:after="60" w:before="20" w:line="276" w:lineRule="auto"/>
-        <w:ind w:left="360"/>
-        <w:jc w:val="left"/>
-      </w:pPr>
-      <w:r>
-        <w:rPr>
-          <w:b/>
-        </w:rPr>
-        <w:t>•  BÊN B (LOCALMATE):</w:t>
-      </w:r>
-      <w:r>
-        <w:t xml:space="preserve"> [LOCALMATE_LEGAL_NAME] (Đại diện: [REPRESENTATIVE])</w:t>
-      </w:r>
-    </w:p>
-    <w:p>
-      <w:pPr>
-        <w:spacing w:after="80" w:before="0" w:line="276" w:lineRule="auto"/>
-        <w:jc w:val="left"/>
-      </w:pPr>
-      <w:r>
-        <w:t>Thỏa thuận này quy định cụ thể về thời gian tiếp nhận, thời hạn khắc phục sự cố, phạm vi bảo hành và các kênh hỗ trợ kỹ thuật áp dụng cho các sản phẩm kỹ thuật số do LocalMate bàn giao.</w:t>
-      </w:r>
-    </w:p>
-    <w:p>
-      <w:pPr>
-        <w:spacing w:after="120" w:before="80"/>
-      </w:pPr>
-      <w:r>
-        <w:rPr>
-          <w:color w:val="CBD5E1"/>
-        </w:rPr>
-        <w:t>―――――――――――――――――――――――――――――――――――――――――――――――――――――――</w:t>
-      </w:r>
-    </w:p>
-    <w:p>
-      <w:pPr>
-        <w:spacing w:before="160" w:after="60"/>
-      </w:pPr>
-      <w:r>
-        <w:rPr>
-          <w:b/>
-          <w:color w:val="0D7647"/>
-          <w:sz w:val="23"/>
+          <w:color w:val="0F172A"/>
+          <w:sz w:val="22"/>
         </w:rPr>
         <w:t>ĐIỀU 1. PHÂN CẤP SỰ CỐ VÀ CHỈ TIÊU THỜI GIAN ĐÁP ỨNG (INCIDENT SEVERITY &amp; RESPONSE TIME)</w:t>
       </w:r>
     </w:p>
     <w:p>
       <w:pPr>
-        <w:spacing w:after="80" w:before="0" w:line="276" w:lineRule="auto"/>
-        <w:jc w:val="left"/>
+        <w:spacing w:before="20" w:after="60" w:line="276" w:lineRule="auto"/>
+        <w:jc w:val="both"/>
       </w:pPr>
       <w:r>
         <w:t>Mọi yêu cầu hỗ trợ hoặc báo lỗi từ Khách hàng được phân loại theo 04 mức độ ưu tiên (Severity Levels) với cam kết thời gian phản hồi (Initial Response Time) và thời gian giải quyết mục tiêu (Target Resolution Time) như sau:</w:t>
@@ -240,24 +277,28 @@
         </w:tblBorders>
       </w:tblPr>
       <w:tblGrid>
-        <w:gridCol w:w="1921"/>
-        <w:gridCol w:w="1921"/>
-        <w:gridCol w:w="1921"/>
-        <w:gridCol w:w="1921"/>
-        <w:gridCol w:w="1921"/>
+        <w:gridCol w:w="1950"/>
+        <w:gridCol w:w="1950"/>
+        <w:gridCol w:w="1950"/>
+        <w:gridCol w:w="1950"/>
+        <w:gridCol w:w="1950"/>
       </w:tblGrid>
       <w:tr>
+        <w:trPr>
+          <w:cantSplit/>
+        </w:trPr>
         <w:tc>
           <w:tcPr>
-            <w:tcW w:type="dxa" w:w="1921"/>
+            <w:tcW w:type="dxa" w:w="936"/>
             <w:vAlign w:val="center"/>
+            <w:tcW w:w="936" w:type="dxa"/>
             <w:tcMar>
-              <w:top w:w="120" w:type="dxa"/>
-              <w:bottom w:w="120" w:type="dxa"/>
-              <w:left w:w="160" w:type="dxa"/>
-              <w:right w:w="160" w:type="dxa"/>
+              <w:top w:w="90" w:type="dxa"/>
+              <w:bottom w:w="90" w:type="dxa"/>
+              <w:left w:w="100" w:type="dxa"/>
+              <w:right w:w="100" w:type="dxa"/>
             </w:tcMar>
-            <w:shd w:fill="EDF7F1"/>
+            <w:shd w:fill="F8FAFC"/>
           </w:tcPr>
           <w:p>
             <w:r/>
@@ -270,7 +311,7 @@
             <w:r>
               <w:rPr>
                 <w:b/>
-                <w:color w:val="0D7647"/>
+                <w:sz w:val="20"/>
               </w:rPr>
               <w:t>MỨC ĐỘ ƯU TIÊN</w:t>
             </w:r>
@@ -278,15 +319,16 @@
         </w:tc>
         <w:tc>
           <w:tcPr>
-            <w:tcW w:type="dxa" w:w="1921"/>
+            <w:tcW w:type="dxa" w:w="2088"/>
             <w:vAlign w:val="center"/>
+            <w:tcW w:w="2088" w:type="dxa"/>
             <w:tcMar>
-              <w:top w:w="120" w:type="dxa"/>
-              <w:bottom w:w="120" w:type="dxa"/>
-              <w:left w:w="160" w:type="dxa"/>
-              <w:right w:w="160" w:type="dxa"/>
+              <w:top w:w="90" w:type="dxa"/>
+              <w:bottom w:w="90" w:type="dxa"/>
+              <w:left w:w="100" w:type="dxa"/>
+              <w:right w:w="100" w:type="dxa"/>
             </w:tcMar>
-            <w:shd w:fill="EDF7F1"/>
+            <w:shd w:fill="F8FAFC"/>
           </w:tcPr>
           <w:p>
             <w:r/>
@@ -299,7 +341,7 @@
             <w:r>
               <w:rPr>
                 <w:b/>
-                <w:color w:val="0D7647"/>
+                <w:sz w:val="20"/>
               </w:rPr>
               <w:t>ĐỊNH NGHĨA VÀ MÔ TẢ TÌNH HUỐNG SỰ CỐ</w:t>
             </w:r>
@@ -307,15 +349,16 @@
         </w:tc>
         <w:tc>
           <w:tcPr>
-            <w:tcW w:type="dxa" w:w="1921"/>
+            <w:tcW w:type="dxa" w:w="3989"/>
             <w:vAlign w:val="center"/>
+            <w:tcW w:w="3988" w:type="dxa"/>
             <w:tcMar>
-              <w:top w:w="120" w:type="dxa"/>
-              <w:bottom w:w="120" w:type="dxa"/>
-              <w:left w:w="160" w:type="dxa"/>
-              <w:right w:w="160" w:type="dxa"/>
+              <w:top w:w="90" w:type="dxa"/>
+              <w:bottom w:w="90" w:type="dxa"/>
+              <w:left w:w="100" w:type="dxa"/>
+              <w:right w:w="100" w:type="dxa"/>
             </w:tcMar>
-            <w:shd w:fill="EDF7F1"/>
+            <w:shd w:fill="F8FAFC"/>
           </w:tcPr>
           <w:p>
             <w:r/>
@@ -328,7 +371,7 @@
             <w:r>
               <w:rPr>
                 <w:b/>
-                <w:color w:val="0D7647"/>
+                <w:sz w:val="20"/>
               </w:rPr>
               <w:t>KÊNH TIẾP NHẬN</w:t>
             </w:r>
@@ -336,15 +379,16 @@
         </w:tc>
         <w:tc>
           <w:tcPr>
-            <w:tcW w:type="dxa" w:w="1921"/>
+            <w:tcW w:type="dxa" w:w="1656"/>
             <w:vAlign w:val="center"/>
+            <w:tcW w:w="1655" w:type="dxa"/>
             <w:tcMar>
-              <w:top w:w="120" w:type="dxa"/>
-              <w:bottom w:w="120" w:type="dxa"/>
-              <w:left w:w="160" w:type="dxa"/>
-              <w:right w:w="160" w:type="dxa"/>
+              <w:top w:w="90" w:type="dxa"/>
+              <w:bottom w:w="90" w:type="dxa"/>
+              <w:left w:w="100" w:type="dxa"/>
+              <w:right w:w="100" w:type="dxa"/>
             </w:tcMar>
-            <w:shd w:fill="EDF7F1"/>
+            <w:shd w:fill="F8FAFC"/>
           </w:tcPr>
           <w:p>
             <w:r/>
@@ -357,7 +401,7 @@
             <w:r>
               <w:rPr>
                 <w:b/>
-                <w:color w:val="0D7647"/>
+                <w:sz w:val="20"/>
               </w:rPr>
               <w:t>THỜI GIAN PHẢN HỒI BAN ĐẦU</w:t>
             </w:r>
@@ -365,15 +409,16 @@
         </w:tc>
         <w:tc>
           <w:tcPr>
-            <w:tcW w:type="dxa" w:w="1921"/>
+            <w:tcW w:type="dxa" w:w="1080"/>
             <w:vAlign w:val="center"/>
+            <w:tcW w:w="1080" w:type="dxa"/>
             <w:tcMar>
-              <w:top w:w="120" w:type="dxa"/>
-              <w:bottom w:w="120" w:type="dxa"/>
-              <w:left w:w="160" w:type="dxa"/>
-              <w:right w:w="160" w:type="dxa"/>
+              <w:top w:w="90" w:type="dxa"/>
+              <w:bottom w:w="90" w:type="dxa"/>
+              <w:left w:w="100" w:type="dxa"/>
+              <w:right w:w="100" w:type="dxa"/>
             </w:tcMar>
-            <w:shd w:fill="EDF7F1"/>
+            <w:shd w:fill="F8FAFC"/>
           </w:tcPr>
           <w:p>
             <w:r/>
@@ -386,7 +431,7 @@
             <w:r>
               <w:rPr>
                 <w:b/>
-                <w:color w:val="0D7647"/>
+                <w:sz w:val="20"/>
               </w:rPr>
               <w:t>THỜI GIAN GIẢI QUYẾT MỤC TIÊU</w:t>
             </w:r>
@@ -394,17 +439,21 @@
         </w:tc>
       </w:tr>
       <w:tr>
+        <w:trPr>
+          <w:cantSplit/>
+        </w:trPr>
         <w:tc>
           <w:tcPr>
-            <w:tcW w:type="dxa" w:w="1921"/>
+            <w:tcW w:type="dxa" w:w="936"/>
             <w:vAlign w:val="center"/>
+            <w:tcW w:w="936" w:type="dxa"/>
             <w:tcMar>
-              <w:top w:w="120" w:type="dxa"/>
-              <w:bottom w:w="120" w:type="dxa"/>
-              <w:left w:w="160" w:type="dxa"/>
-              <w:right w:w="160" w:type="dxa"/>
+              <w:top w:w="80" w:type="dxa"/>
+              <w:bottom w:w="80" w:type="dxa"/>
+              <w:left w:w="100" w:type="dxa"/>
+              <w:right w:w="100" w:type="dxa"/>
             </w:tcMar>
-            <w:shd w:fill="F8FAFC"/>
+            <w:shd w:fill="FFFFFF"/>
           </w:tcPr>
           <w:p>
             <w:r/>
@@ -412,7 +461,7 @@
           <w:p>
             <w:pPr>
               <w:spacing w:before="0" w:after="40" w:line="276" w:lineRule="auto"/>
-              <w:jc w:val="left"/>
+              <w:jc w:val="center"/>
             </w:pPr>
             <w:r>
               <w:rPr>
@@ -433,15 +482,16 @@
         </w:tc>
         <w:tc>
           <w:tcPr>
-            <w:tcW w:type="dxa" w:w="1921"/>
+            <w:tcW w:type="dxa" w:w="2088"/>
             <w:vAlign w:val="center"/>
+            <w:tcW w:w="2088" w:type="dxa"/>
             <w:tcMar>
-              <w:top w:w="120" w:type="dxa"/>
-              <w:bottom w:w="120" w:type="dxa"/>
-              <w:left w:w="160" w:type="dxa"/>
-              <w:right w:w="160" w:type="dxa"/>
+              <w:top w:w="80" w:type="dxa"/>
+              <w:bottom w:w="80" w:type="dxa"/>
+              <w:left w:w="100" w:type="dxa"/>
+              <w:right w:w="100" w:type="dxa"/>
             </w:tcMar>
-            <w:shd w:fill="F8FAFC"/>
+            <w:shd w:fill="FFFFFF"/>
           </w:tcPr>
           <w:p>
             <w:r/>
@@ -476,15 +526,16 @@
         </w:tc>
         <w:tc>
           <w:tcPr>
-            <w:tcW w:type="dxa" w:w="1921"/>
+            <w:tcW w:type="dxa" w:w="3989"/>
             <w:vAlign w:val="center"/>
+            <w:tcW w:w="3988" w:type="dxa"/>
             <w:tcMar>
-              <w:top w:w="120" w:type="dxa"/>
-              <w:bottom w:w="120" w:type="dxa"/>
-              <w:left w:w="160" w:type="dxa"/>
-              <w:right w:w="160" w:type="dxa"/>
+              <w:top w:w="80" w:type="dxa"/>
+              <w:bottom w:w="80" w:type="dxa"/>
+              <w:left w:w="100" w:type="dxa"/>
+              <w:right w:w="100" w:type="dxa"/>
             </w:tcMar>
-            <w:shd w:fill="F8FAFC"/>
+            <w:shd w:fill="FFFFFF"/>
           </w:tcPr>
           <w:p>
             <w:r/>
@@ -492,7 +543,7 @@
           <w:p>
             <w:pPr>
               <w:spacing w:before="0" w:after="40" w:line="276" w:lineRule="auto"/>
-              <w:jc w:val="left"/>
+              <w:jc w:val="right"/>
             </w:pPr>
             <w:r>
               <w:t xml:space="preserve">Hotline 24/7: </w:t>
@@ -510,15 +561,16 @@
         </w:tc>
         <w:tc>
           <w:tcPr>
-            <w:tcW w:type="dxa" w:w="1921"/>
+            <w:tcW w:type="dxa" w:w="1656"/>
             <w:vAlign w:val="center"/>
+            <w:tcW w:w="1655" w:type="dxa"/>
             <w:tcMar>
-              <w:top w:w="120" w:type="dxa"/>
-              <w:bottom w:w="120" w:type="dxa"/>
-              <w:left w:w="160" w:type="dxa"/>
-              <w:right w:w="160" w:type="dxa"/>
+              <w:top w:w="80" w:type="dxa"/>
+              <w:bottom w:w="80" w:type="dxa"/>
+              <w:left w:w="100" w:type="dxa"/>
+              <w:right w:w="100" w:type="dxa"/>
             </w:tcMar>
-            <w:shd w:fill="F8FAFC"/>
+            <w:shd w:fill="FFFFFF"/>
           </w:tcPr>
           <w:p>
             <w:r/>
@@ -547,15 +599,16 @@
         </w:tc>
         <w:tc>
           <w:tcPr>
-            <w:tcW w:type="dxa" w:w="1921"/>
+            <w:tcW w:type="dxa" w:w="1080"/>
             <w:vAlign w:val="center"/>
+            <w:tcW w:w="1080" w:type="dxa"/>
             <w:tcMar>
-              <w:top w:w="120" w:type="dxa"/>
-              <w:bottom w:w="120" w:type="dxa"/>
-              <w:left w:w="160" w:type="dxa"/>
-              <w:right w:w="160" w:type="dxa"/>
+              <w:top w:w="80" w:type="dxa"/>
+              <w:bottom w:w="80" w:type="dxa"/>
+              <w:left w:w="100" w:type="dxa"/>
+              <w:right w:w="100" w:type="dxa"/>
             </w:tcMar>
-            <w:shd w:fill="F8FAFC"/>
+            <w:shd w:fill="FFFFFF"/>
           </w:tcPr>
           <w:p>
             <w:r/>
@@ -563,7 +616,7 @@
           <w:p>
             <w:pPr>
               <w:spacing w:before="0" w:after="40" w:line="276" w:lineRule="auto"/>
-              <w:jc w:val="left"/>
+              <w:jc w:val="center"/>
             </w:pPr>
             <w:r>
               <w:rPr>
@@ -584,17 +637,21 @@
         </w:tc>
       </w:tr>
       <w:tr>
+        <w:trPr>
+          <w:cantSplit/>
+        </w:trPr>
         <w:tc>
           <w:tcPr>
-            <w:tcW w:type="dxa" w:w="1921"/>
+            <w:tcW w:type="dxa" w:w="936"/>
             <w:vAlign w:val="center"/>
+            <w:tcW w:w="936" w:type="dxa"/>
             <w:tcMar>
-              <w:top w:w="120" w:type="dxa"/>
-              <w:bottom w:w="120" w:type="dxa"/>
-              <w:left w:w="160" w:type="dxa"/>
-              <w:right w:w="160" w:type="dxa"/>
+              <w:top w:w="80" w:type="dxa"/>
+              <w:bottom w:w="80" w:type="dxa"/>
+              <w:left w:w="100" w:type="dxa"/>
+              <w:right w:w="100" w:type="dxa"/>
             </w:tcMar>
-            <w:shd w:fill="FFFFFF"/>
+            <w:shd w:fill="FAFAFA"/>
           </w:tcPr>
           <w:p>
             <w:r/>
@@ -602,7 +659,7 @@
           <w:p>
             <w:pPr>
               <w:spacing w:before="0" w:after="40" w:line="276" w:lineRule="auto"/>
-              <w:jc w:val="left"/>
+              <w:jc w:val="center"/>
             </w:pPr>
             <w:r>
               <w:rPr>
@@ -623,15 +680,16 @@
         </w:tc>
         <w:tc>
           <w:tcPr>
-            <w:tcW w:type="dxa" w:w="1921"/>
+            <w:tcW w:type="dxa" w:w="2088"/>
             <w:vAlign w:val="center"/>
+            <w:tcW w:w="2088" w:type="dxa"/>
             <w:tcMar>
-              <w:top w:w="120" w:type="dxa"/>
-              <w:bottom w:w="120" w:type="dxa"/>
-              <w:left w:w="160" w:type="dxa"/>
-              <w:right w:w="160" w:type="dxa"/>
+              <w:top w:w="80" w:type="dxa"/>
+              <w:bottom w:w="80" w:type="dxa"/>
+              <w:left w:w="100" w:type="dxa"/>
+              <w:right w:w="100" w:type="dxa"/>
             </w:tcMar>
-            <w:shd w:fill="FFFFFF"/>
+            <w:shd w:fill="FAFAFA"/>
           </w:tcPr>
           <w:p>
             <w:r/>
@@ -675,15 +733,16 @@
         </w:tc>
         <w:tc>
           <w:tcPr>
-            <w:tcW w:type="dxa" w:w="1921"/>
+            <w:tcW w:type="dxa" w:w="3989"/>
             <w:vAlign w:val="center"/>
+            <w:tcW w:w="3988" w:type="dxa"/>
             <w:tcMar>
-              <w:top w:w="120" w:type="dxa"/>
-              <w:bottom w:w="120" w:type="dxa"/>
-              <w:left w:w="160" w:type="dxa"/>
-              <w:right w:w="160" w:type="dxa"/>
+              <w:top w:w="80" w:type="dxa"/>
+              <w:bottom w:w="80" w:type="dxa"/>
+              <w:left w:w="100" w:type="dxa"/>
+              <w:right w:w="100" w:type="dxa"/>
             </w:tcMar>
-            <w:shd w:fill="FFFFFF"/>
+            <w:shd w:fill="FAFAFA"/>
           </w:tcPr>
           <w:p>
             <w:r/>
@@ -700,15 +759,16 @@
         </w:tc>
         <w:tc>
           <w:tcPr>
-            <w:tcW w:type="dxa" w:w="1921"/>
+            <w:tcW w:type="dxa" w:w="1656"/>
             <w:vAlign w:val="center"/>
+            <w:tcW w:w="1655" w:type="dxa"/>
             <w:tcMar>
-              <w:top w:w="120" w:type="dxa"/>
-              <w:bottom w:w="120" w:type="dxa"/>
-              <w:left w:w="160" w:type="dxa"/>
-              <w:right w:w="160" w:type="dxa"/>
+              <w:top w:w="80" w:type="dxa"/>
+              <w:bottom w:w="80" w:type="dxa"/>
+              <w:left w:w="100" w:type="dxa"/>
+              <w:right w:w="100" w:type="dxa"/>
             </w:tcMar>
-            <w:shd w:fill="FFFFFF"/>
+            <w:shd w:fill="FAFAFA"/>
           </w:tcPr>
           <w:p>
             <w:r/>
@@ -737,15 +797,16 @@
         </w:tc>
         <w:tc>
           <w:tcPr>
-            <w:tcW w:type="dxa" w:w="1921"/>
+            <w:tcW w:type="dxa" w:w="1080"/>
             <w:vAlign w:val="center"/>
+            <w:tcW w:w="1080" w:type="dxa"/>
             <w:tcMar>
-              <w:top w:w="120" w:type="dxa"/>
-              <w:bottom w:w="120" w:type="dxa"/>
-              <w:left w:w="160" w:type="dxa"/>
-              <w:right w:w="160" w:type="dxa"/>
+              <w:top w:w="80" w:type="dxa"/>
+              <w:bottom w:w="80" w:type="dxa"/>
+              <w:left w:w="100" w:type="dxa"/>
+              <w:right w:w="100" w:type="dxa"/>
             </w:tcMar>
-            <w:shd w:fill="FFFFFF"/>
+            <w:shd w:fill="FAFAFA"/>
           </w:tcPr>
           <w:p>
             <w:r/>
@@ -753,7 +814,7 @@
           <w:p>
             <w:pPr>
               <w:spacing w:before="0" w:after="40" w:line="276" w:lineRule="auto"/>
-              <w:jc w:val="left"/>
+              <w:jc w:val="center"/>
             </w:pPr>
             <w:r>
               <w:rPr>
@@ -765,17 +826,21 @@
         </w:tc>
       </w:tr>
       <w:tr>
+        <w:trPr>
+          <w:cantSplit/>
+        </w:trPr>
         <w:tc>
           <w:tcPr>
-            <w:tcW w:type="dxa" w:w="1921"/>
+            <w:tcW w:type="dxa" w:w="936"/>
             <w:vAlign w:val="center"/>
+            <w:tcW w:w="936" w:type="dxa"/>
             <w:tcMar>
-              <w:top w:w="120" w:type="dxa"/>
-              <w:bottom w:w="120" w:type="dxa"/>
-              <w:left w:w="160" w:type="dxa"/>
-              <w:right w:w="160" w:type="dxa"/>
+              <w:top w:w="80" w:type="dxa"/>
+              <w:bottom w:w="80" w:type="dxa"/>
+              <w:left w:w="100" w:type="dxa"/>
+              <w:right w:w="100" w:type="dxa"/>
             </w:tcMar>
-            <w:shd w:fill="F8FAFC"/>
+            <w:shd w:fill="FFFFFF"/>
           </w:tcPr>
           <w:p>
             <w:r/>
@@ -783,7 +848,7 @@
           <w:p>
             <w:pPr>
               <w:spacing w:before="0" w:after="40" w:line="276" w:lineRule="auto"/>
-              <w:jc w:val="left"/>
+              <w:jc w:val="center"/>
             </w:pPr>
             <w:r>
               <w:rPr>
@@ -804,15 +869,16 @@
         </w:tc>
         <w:tc>
           <w:tcPr>
-            <w:tcW w:type="dxa" w:w="1921"/>
+            <w:tcW w:type="dxa" w:w="2088"/>
             <w:vAlign w:val="center"/>
+            <w:tcW w:w="2088" w:type="dxa"/>
             <w:tcMar>
-              <w:top w:w="120" w:type="dxa"/>
-              <w:bottom w:w="120" w:type="dxa"/>
-              <w:left w:w="160" w:type="dxa"/>
-              <w:right w:w="160" w:type="dxa"/>
+              <w:top w:w="80" w:type="dxa"/>
+              <w:bottom w:w="80" w:type="dxa"/>
+              <w:left w:w="100" w:type="dxa"/>
+              <w:right w:w="100" w:type="dxa"/>
             </w:tcMar>
-            <w:shd w:fill="F8FAFC"/>
+            <w:shd w:fill="FFFFFF"/>
           </w:tcPr>
           <w:p>
             <w:r/>
@@ -847,15 +913,16 @@
         </w:tc>
         <w:tc>
           <w:tcPr>
-            <w:tcW w:type="dxa" w:w="1921"/>
+            <w:tcW w:type="dxa" w:w="3989"/>
             <w:vAlign w:val="center"/>
+            <w:tcW w:w="3988" w:type="dxa"/>
             <w:tcMar>
-              <w:top w:w="120" w:type="dxa"/>
-              <w:bottom w:w="120" w:type="dxa"/>
-              <w:left w:w="160" w:type="dxa"/>
-              <w:right w:w="160" w:type="dxa"/>
+              <w:top w:w="80" w:type="dxa"/>
+              <w:bottom w:w="80" w:type="dxa"/>
+              <w:left w:w="100" w:type="dxa"/>
+              <w:right w:w="100" w:type="dxa"/>
             </w:tcMar>
-            <w:shd w:fill="F8FAFC"/>
+            <w:shd w:fill="FFFFFF"/>
           </w:tcPr>
           <w:p>
             <w:r/>
@@ -872,15 +939,16 @@
         </w:tc>
         <w:tc>
           <w:tcPr>
-            <w:tcW w:type="dxa" w:w="1921"/>
+            <w:tcW w:type="dxa" w:w="1656"/>
             <w:vAlign w:val="center"/>
+            <w:tcW w:w="1655" w:type="dxa"/>
             <w:tcMar>
-              <w:top w:w="120" w:type="dxa"/>
-              <w:bottom w:w="120" w:type="dxa"/>
-              <w:left w:w="160" w:type="dxa"/>
-              <w:right w:w="160" w:type="dxa"/>
+              <w:top w:w="80" w:type="dxa"/>
+              <w:bottom w:w="80" w:type="dxa"/>
+              <w:left w:w="100" w:type="dxa"/>
+              <w:right w:w="100" w:type="dxa"/>
             </w:tcMar>
-            <w:shd w:fill="F8FAFC"/>
+            <w:shd w:fill="FFFFFF"/>
           </w:tcPr>
           <w:p>
             <w:r/>
@@ -909,15 +977,16 @@
         </w:tc>
         <w:tc>
           <w:tcPr>
-            <w:tcW w:type="dxa" w:w="1921"/>
+            <w:tcW w:type="dxa" w:w="1080"/>
             <w:vAlign w:val="center"/>
+            <w:tcW w:w="1080" w:type="dxa"/>
             <w:tcMar>
-              <w:top w:w="120" w:type="dxa"/>
-              <w:bottom w:w="120" w:type="dxa"/>
-              <w:left w:w="160" w:type="dxa"/>
-              <w:right w:w="160" w:type="dxa"/>
+              <w:top w:w="80" w:type="dxa"/>
+              <w:bottom w:w="80" w:type="dxa"/>
+              <w:left w:w="100" w:type="dxa"/>
+              <w:right w:w="100" w:type="dxa"/>
             </w:tcMar>
-            <w:shd w:fill="F8FAFC"/>
+            <w:shd w:fill="FFFFFF"/>
           </w:tcPr>
           <w:p>
             <w:r/>
@@ -925,7 +994,7 @@
           <w:p>
             <w:pPr>
               <w:spacing w:before="0" w:after="40" w:line="276" w:lineRule="auto"/>
-              <w:jc w:val="left"/>
+              <w:jc w:val="center"/>
             </w:pPr>
             <w:r>
               <w:rPr>
@@ -937,17 +1006,21 @@
         </w:tc>
       </w:tr>
       <w:tr>
+        <w:trPr>
+          <w:cantSplit/>
+        </w:trPr>
         <w:tc>
           <w:tcPr>
-            <w:tcW w:type="dxa" w:w="1921"/>
+            <w:tcW w:type="dxa" w:w="936"/>
             <w:vAlign w:val="center"/>
+            <w:tcW w:w="936" w:type="dxa"/>
             <w:tcMar>
-              <w:top w:w="120" w:type="dxa"/>
-              <w:bottom w:w="120" w:type="dxa"/>
-              <w:left w:w="160" w:type="dxa"/>
-              <w:right w:w="160" w:type="dxa"/>
+              <w:top w:w="80" w:type="dxa"/>
+              <w:bottom w:w="80" w:type="dxa"/>
+              <w:left w:w="100" w:type="dxa"/>
+              <w:right w:w="100" w:type="dxa"/>
             </w:tcMar>
-            <w:shd w:fill="FFFFFF"/>
+            <w:shd w:fill="FAFAFA"/>
           </w:tcPr>
           <w:p>
             <w:r/>
@@ -955,7 +1028,7 @@
           <w:p>
             <w:pPr>
               <w:spacing w:before="0" w:after="40" w:line="276" w:lineRule="auto"/>
-              <w:jc w:val="left"/>
+              <w:jc w:val="center"/>
             </w:pPr>
             <w:r>
               <w:rPr>
@@ -976,15 +1049,16 @@
         </w:tc>
         <w:tc>
           <w:tcPr>
-            <w:tcW w:type="dxa" w:w="1921"/>
+            <w:tcW w:type="dxa" w:w="2088"/>
             <w:vAlign w:val="center"/>
+            <w:tcW w:w="2088" w:type="dxa"/>
             <w:tcMar>
-              <w:top w:w="120" w:type="dxa"/>
-              <w:bottom w:w="120" w:type="dxa"/>
-              <w:left w:w="160" w:type="dxa"/>
-              <w:right w:w="160" w:type="dxa"/>
+              <w:top w:w="80" w:type="dxa"/>
+              <w:bottom w:w="80" w:type="dxa"/>
+              <w:left w:w="100" w:type="dxa"/>
+              <w:right w:w="100" w:type="dxa"/>
             </w:tcMar>
-            <w:shd w:fill="FFFFFF"/>
+            <w:shd w:fill="FAFAFA"/>
           </w:tcPr>
           <w:p>
             <w:r/>
@@ -1019,15 +1093,16 @@
         </w:tc>
         <w:tc>
           <w:tcPr>
-            <w:tcW w:type="dxa" w:w="1921"/>
+            <w:tcW w:type="dxa" w:w="3989"/>
             <w:vAlign w:val="center"/>
+            <w:tcW w:w="3988" w:type="dxa"/>
             <w:tcMar>
-              <w:top w:w="120" w:type="dxa"/>
-              <w:bottom w:w="120" w:type="dxa"/>
-              <w:left w:w="160" w:type="dxa"/>
-              <w:right w:w="160" w:type="dxa"/>
+              <w:top w:w="80" w:type="dxa"/>
+              <w:bottom w:w="80" w:type="dxa"/>
+              <w:left w:w="100" w:type="dxa"/>
+              <w:right w:w="100" w:type="dxa"/>
             </w:tcMar>
-            <w:shd w:fill="FFFFFF"/>
+            <w:shd w:fill="FAFAFA"/>
           </w:tcPr>
           <w:p>
             <w:r/>
@@ -1044,15 +1119,16 @@
         </w:tc>
         <w:tc>
           <w:tcPr>
-            <w:tcW w:type="dxa" w:w="1921"/>
+            <w:tcW w:type="dxa" w:w="1656"/>
             <w:vAlign w:val="center"/>
+            <w:tcW w:w="1655" w:type="dxa"/>
             <w:tcMar>
-              <w:top w:w="120" w:type="dxa"/>
-              <w:bottom w:w="120" w:type="dxa"/>
-              <w:left w:w="160" w:type="dxa"/>
-              <w:right w:w="160" w:type="dxa"/>
+              <w:top w:w="80" w:type="dxa"/>
+              <w:bottom w:w="80" w:type="dxa"/>
+              <w:left w:w="100" w:type="dxa"/>
+              <w:right w:w="100" w:type="dxa"/>
             </w:tcMar>
-            <w:shd w:fill="FFFFFF"/>
+            <w:shd w:fill="FAFAFA"/>
           </w:tcPr>
           <w:p>
             <w:r/>
@@ -1081,15 +1157,16 @@
         </w:tc>
         <w:tc>
           <w:tcPr>
-            <w:tcW w:type="dxa" w:w="1921"/>
+            <w:tcW w:type="dxa" w:w="1080"/>
             <w:vAlign w:val="center"/>
+            <w:tcW w:w="1080" w:type="dxa"/>
             <w:tcMar>
-              <w:top w:w="120" w:type="dxa"/>
-              <w:bottom w:w="120" w:type="dxa"/>
-              <w:left w:w="160" w:type="dxa"/>
-              <w:right w:w="160" w:type="dxa"/>
+              <w:top w:w="80" w:type="dxa"/>
+              <w:bottom w:w="80" w:type="dxa"/>
+              <w:left w:w="100" w:type="dxa"/>
+              <w:right w:w="100" w:type="dxa"/>
             </w:tcMar>
-            <w:shd w:fill="FFFFFF"/>
+            <w:shd w:fill="FAFAFA"/>
           </w:tcPr>
           <w:p>
             <w:r/>
@@ -1097,7 +1174,7 @@
           <w:p>
             <w:pPr>
               <w:spacing w:before="0" w:after="40" w:line="276" w:lineRule="auto"/>
-              <w:jc w:val="left"/>
+              <w:jc w:val="center"/>
             </w:pPr>
             <w:r>
               <w:rPr>
@@ -1125,32 +1202,22 @@
     </w:p>
     <w:p>
       <w:pPr>
-        <w:spacing w:after="120" w:before="80"/>
-      </w:pPr>
-      <w:r>
-        <w:rPr>
-          <w:color w:val="CBD5E1"/>
-        </w:rPr>
-        <w:t>―――――――――――――――――――――――――――――――――――――――――――――――――――――――</w:t>
-      </w:r>
-    </w:p>
-    <w:p>
-      <w:pPr>
-        <w:spacing w:before="160" w:after="60"/>
+        <w:spacing w:before="180" w:after="60" w:line="276" w:lineRule="auto"/>
+        <w:jc w:val="left"/>
       </w:pPr>
       <w:r>
         <w:rPr>
           <w:b/>
-          <w:color w:val="0D7647"/>
-          <w:sz w:val="23"/>
+          <w:color w:val="0F172A"/>
+          <w:sz w:val="22"/>
         </w:rPr>
         <w:t>ĐIỀU 2. KHUNG GIỜ LÀM VIỆC VÀ KÊNH HỖ TRỢ CHÍNH THỨC</w:t>
       </w:r>
     </w:p>
     <w:p>
       <w:pPr>
-        <w:spacing w:after="80" w:before="0" w:line="276" w:lineRule="auto"/>
-        <w:jc w:val="left"/>
+        <w:spacing w:before="20" w:after="60" w:line="276" w:lineRule="auto"/>
+        <w:jc w:val="both"/>
       </w:pPr>
       <w:r>
         <w:t xml:space="preserve">2.1. </w:t>
@@ -1164,12 +1231,12 @@
     </w:p>
     <w:p>
       <w:pPr>
-        <w:spacing w:after="60" w:before="20" w:line="276" w:lineRule="auto"/>
+        <w:spacing w:before="20" w:after="40" w:line="276" w:lineRule="auto"/>
         <w:ind w:left="360"/>
-        <w:jc w:val="left"/>
+        <w:jc w:val="both"/>
       </w:pPr>
       <w:r>
-        <w:t xml:space="preserve">•  Từ </w:t>
+        <w:t xml:space="preserve">Từ </w:t>
       </w:r>
       <w:r>
         <w:rPr>
@@ -1183,15 +1250,15 @@
     </w:p>
     <w:p>
       <w:pPr>
-        <w:spacing w:after="60" w:before="20" w:line="276" w:lineRule="auto"/>
+        <w:spacing w:before="20" w:after="40" w:line="276" w:lineRule="auto"/>
         <w:ind w:left="360"/>
-        <w:jc w:val="left"/>
+        <w:jc w:val="both"/>
       </w:pPr>
       <w:r>
         <w:rPr>
           <w:b/>
         </w:rPr>
-        <w:t>•  Thứ Bảy:</w:t>
+        <w:t>Thứ Bảy:</w:t>
       </w:r>
       <w:r>
         <w:t xml:space="preserve"> Sáng từ 08h30 đến 12h00.</w:t>
@@ -1199,12 +1266,12 @@
     </w:p>
     <w:p>
       <w:pPr>
-        <w:spacing w:after="60" w:before="20" w:line="276" w:lineRule="auto"/>
+        <w:spacing w:before="20" w:after="40" w:line="276" w:lineRule="auto"/>
         <w:ind w:left="360"/>
-        <w:jc w:val="left"/>
+        <w:jc w:val="both"/>
       </w:pPr>
       <w:r>
-        <w:t xml:space="preserve">•  Chiều Thứ Bảy, Chủ Nhật và các ngày nghỉ Lễ/Tết theo quy định của Nhà nước: Chỉ trực tiếp nhận và xử lý sự cố mức độ </w:t>
+        <w:t xml:space="preserve">Chiều Thứ Bảy, Chủ Nhật và các ngày nghỉ Lễ/Tết theo quy định của Nhà nước: Chỉ trực tiếp nhận và xử lý sự cố mức độ </w:t>
       </w:r>
       <w:r>
         <w:rPr>
@@ -1218,8 +1285,8 @@
     </w:p>
     <w:p>
       <w:pPr>
-        <w:spacing w:after="80" w:before="0" w:line="276" w:lineRule="auto"/>
-        <w:jc w:val="left"/>
+        <w:spacing w:before="20" w:after="60" w:line="276" w:lineRule="auto"/>
+        <w:jc w:val="both"/>
       </w:pPr>
       <w:r>
         <w:t xml:space="preserve">2.2. </w:t>
@@ -1233,15 +1300,15 @@
     </w:p>
     <w:p>
       <w:pPr>
-        <w:spacing w:after="60" w:before="20" w:line="276" w:lineRule="auto"/>
+        <w:spacing w:before="20" w:after="40" w:line="276" w:lineRule="auto"/>
         <w:ind w:left="360"/>
-        <w:jc w:val="left"/>
+        <w:jc w:val="both"/>
       </w:pPr>
       <w:r>
         <w:rPr>
           <w:b/>
         </w:rPr>
-        <w:t>•  Hotline hỗ trợ kỹ thuật khẩn cấp 24/7:</w:t>
+        <w:t>Hotline hỗ trợ kỹ thuật khẩn cấp 24/7:</w:t>
       </w:r>
       <w:r>
         <w:t xml:space="preserve"> </w:t>
@@ -1249,23 +1316,22 @@
       <w:r>
         <w:rPr>
           <w:rFonts w:ascii="Consolas" w:hAnsi="Consolas"/>
-          <w:color w:val="B42828"/>
-          <w:sz w:val="20"/>
+          <w:sz w:val="19"/>
         </w:rPr>
         <w:t>0834.422.439</w:t>
       </w:r>
     </w:p>
     <w:p>
       <w:pPr>
-        <w:spacing w:after="60" w:before="20" w:line="276" w:lineRule="auto"/>
+        <w:spacing w:before="20" w:after="40" w:line="276" w:lineRule="auto"/>
         <w:ind w:left="360"/>
-        <w:jc w:val="left"/>
+        <w:jc w:val="both"/>
       </w:pPr>
       <w:r>
         <w:rPr>
           <w:b/>
         </w:rPr>
-        <w:t>•  Email tiếp nhận yêu cầu &amp; hồ sơ:</w:t>
+        <w:t>Email tiếp nhận yêu cầu &amp; hồ sơ:</w:t>
       </w:r>
       <w:r>
         <w:t xml:space="preserve"> </w:t>
@@ -1273,23 +1339,22 @@
       <w:r>
         <w:rPr>
           <w:rFonts w:ascii="Consolas" w:hAnsi="Consolas"/>
-          <w:color w:val="B42828"/>
-          <w:sz w:val="20"/>
+          <w:sz w:val="19"/>
         </w:rPr>
         <w:t>contact@localmate.vn</w:t>
       </w:r>
     </w:p>
     <w:p>
       <w:pPr>
-        <w:spacing w:after="60" w:before="20" w:line="276" w:lineRule="auto"/>
+        <w:spacing w:before="20" w:after="40" w:line="276" w:lineRule="auto"/>
         <w:ind w:left="360"/>
-        <w:jc w:val="left"/>
+        <w:jc w:val="both"/>
       </w:pPr>
       <w:r>
         <w:rPr>
           <w:b/>
         </w:rPr>
-        <w:t>•  Cổng trao đổi công việc nội bộ:</w:t>
+        <w:t>Cổng trao đổi công việc nội bộ:</w:t>
       </w:r>
       <w:r>
         <w:t xml:space="preserve"> Nhóm Zalo / Telegram chuyên trách được lập riêng cho dự án giữa Hai Bên.</w:t>
@@ -1297,32 +1362,22 @@
     </w:p>
     <w:p>
       <w:pPr>
-        <w:spacing w:after="120" w:before="80"/>
-      </w:pPr>
-      <w:r>
-        <w:rPr>
-          <w:color w:val="CBD5E1"/>
-        </w:rPr>
-        <w:t>―――――――――――――――――――――――――――――――――――――――――――――――――――――――</w:t>
-      </w:r>
-    </w:p>
-    <w:p>
-      <w:pPr>
-        <w:spacing w:before="160" w:after="60"/>
+        <w:spacing w:before="180" w:after="60" w:line="276" w:lineRule="auto"/>
+        <w:jc w:val="left"/>
       </w:pPr>
       <w:r>
         <w:rPr>
           <w:b/>
-          <w:color w:val="0D7647"/>
-          <w:sz w:val="23"/>
+          <w:color w:val="0F172A"/>
+          <w:sz w:val="22"/>
         </w:rPr>
         <w:t>ĐIỀU 3. CHẾ ĐỘ BẢO HÀNH TIÊU CHUẨN (STANDARD WARRANTY)</w:t>
       </w:r>
     </w:p>
     <w:p>
       <w:pPr>
-        <w:spacing w:after="80" w:before="0" w:line="276" w:lineRule="auto"/>
-        <w:jc w:val="left"/>
+        <w:spacing w:before="20" w:after="60" w:line="276" w:lineRule="auto"/>
+        <w:jc w:val="both"/>
       </w:pPr>
       <w:r>
         <w:t xml:space="preserve">3.1. </w:t>
@@ -1336,12 +1391,12 @@
     </w:p>
     <w:p>
       <w:pPr>
-        <w:spacing w:after="60" w:before="20" w:line="276" w:lineRule="auto"/>
+        <w:spacing w:before="20" w:after="40" w:line="276" w:lineRule="auto"/>
         <w:ind w:left="360"/>
-        <w:jc w:val="left"/>
+        <w:jc w:val="both"/>
       </w:pPr>
       <w:r>
-        <w:t xml:space="preserve">•  Mọi dự án thiết kế website và hệ thống do LocalMate bàn giao đều được áp dụng chính sách </w:t>
+        <w:t xml:space="preserve">Mọi dự án thiết kế website và hệ thống do LocalMate bàn giao đều được áp dụng chính sách </w:t>
       </w:r>
       <w:r>
         <w:rPr>
@@ -1355,18 +1410,18 @@
     </w:p>
     <w:p>
       <w:pPr>
-        <w:spacing w:after="60" w:before="20" w:line="276" w:lineRule="auto"/>
+        <w:spacing w:before="20" w:after="40" w:line="276" w:lineRule="auto"/>
         <w:ind w:left="360"/>
-        <w:jc w:val="left"/>
+        <w:jc w:val="both"/>
       </w:pPr>
       <w:r>
-        <w:t>•  Trong thời hạn bảo hành, LocalMate có trách nhiệm khắc phục hoàn toàn miễn phí 100% các lỗi kỹ thuật phát sinh từ mã nguồn gốc do LocalMate phát triển (Bugs) theo đúng cam kết thời gian tại Điều 1.</w:t>
+        <w:t>Trong thời hạn bảo hành, LocalMate có trách nhiệm khắc phục hoàn toàn miễn phí 100% các lỗi kỹ thuật phát sinh từ mã nguồn gốc do LocalMate phát triển (Bugs) theo đúng cam kết thời gian tại Điều 1.</w:t>
       </w:r>
     </w:p>
     <w:p>
       <w:pPr>
-        <w:spacing w:after="80" w:before="0" w:line="276" w:lineRule="auto"/>
-        <w:jc w:val="left"/>
+        <w:spacing w:before="20" w:after="60" w:line="276" w:lineRule="auto"/>
+        <w:jc w:val="both"/>
       </w:pPr>
       <w:r>
         <w:t xml:space="preserve">3.2. </w:t>
@@ -1380,72 +1435,62 @@
     </w:p>
     <w:p>
       <w:pPr>
-        <w:spacing w:after="60" w:before="20" w:line="276" w:lineRule="auto"/>
+        <w:spacing w:before="20" w:after="40" w:line="276" w:lineRule="auto"/>
         <w:ind w:left="360"/>
-        <w:jc w:val="left"/>
+        <w:jc w:val="both"/>
       </w:pPr>
       <w:r>
-        <w:t>•  Sửa lỗi hiển thị sai lệch so với bản thiết kế đã nghiệm thu;</w:t>
+        <w:t>Sửa lỗi hiển thị sai lệch so với bản thiết kế đã nghiệm thu;</w:t>
       </w:r>
     </w:p>
     <w:p>
       <w:pPr>
-        <w:spacing w:after="60" w:before="20" w:line="276" w:lineRule="auto"/>
+        <w:spacing w:before="20" w:after="40" w:line="276" w:lineRule="auto"/>
         <w:ind w:left="360"/>
-        <w:jc w:val="left"/>
+        <w:jc w:val="both"/>
       </w:pPr>
       <w:r>
-        <w:t>•  Sửa lỗi form lead không gửi được dữ liệu về email/CRM;</w:t>
+        <w:t>Sửa lỗi form lead không gửi được dữ liệu về email/CRM;</w:t>
       </w:r>
     </w:p>
     <w:p>
       <w:pPr>
-        <w:spacing w:after="60" w:before="20" w:line="276" w:lineRule="auto"/>
+        <w:spacing w:before="20" w:after="40" w:line="276" w:lineRule="auto"/>
         <w:ind w:left="360"/>
-        <w:jc w:val="left"/>
+        <w:jc w:val="both"/>
       </w:pPr>
       <w:r>
-        <w:t>•  Đảm bảo website hoạt động ổn định trên các trình duyệt phổ biến (Chrome, Safari, Edge) phiên bản mới nhất;</w:t>
+        <w:t>Đảm bảo website hoạt động ổn định trên các trình duyệt phổ biến (Chrome, Safari, Edge) phiên bản mới nhất;</w:t>
       </w:r>
     </w:p>
     <w:p>
       <w:pPr>
-        <w:spacing w:after="60" w:before="20" w:line="276" w:lineRule="auto"/>
+        <w:spacing w:before="20" w:after="40" w:line="276" w:lineRule="auto"/>
         <w:ind w:left="360"/>
-        <w:jc w:val="left"/>
+        <w:jc w:val="both"/>
       </w:pPr>
       <w:r>
-        <w:t>•  Duy trì cấu hình bảo mật HTTPS/TLS và tường lửa cơ bản.</w:t>
+        <w:t>Duy trì cấu hình bảo mật HTTPS/TLS và tường lửa cơ bản.</w:t>
       </w:r>
     </w:p>
     <w:p>
       <w:pPr>
-        <w:spacing w:after="120" w:before="80"/>
-      </w:pPr>
-      <w:r>
-        <w:rPr>
-          <w:color w:val="CBD5E1"/>
-        </w:rPr>
-        <w:t>―――――――――――――――――――――――――――――――――――――――――――――――――――――――</w:t>
-      </w:r>
-    </w:p>
-    <w:p>
-      <w:pPr>
-        <w:spacing w:before="160" w:after="60"/>
+        <w:spacing w:before="180" w:after="60" w:line="276" w:lineRule="auto"/>
+        <w:jc w:val="left"/>
       </w:pPr>
       <w:r>
         <w:rPr>
           <w:b/>
-          <w:color w:val="0D7647"/>
-          <w:sz w:val="23"/>
+          <w:color w:val="0F172A"/>
+          <w:sz w:val="22"/>
         </w:rPr>
         <w:t>ĐIỀU 4. CÁC TRƯỜNG HỢP LOẠI TRỪ BẢO HÀNH MIỄN PHÍ</w:t>
       </w:r>
     </w:p>
     <w:p>
       <w:pPr>
-        <w:spacing w:after="80" w:before="0" w:line="276" w:lineRule="auto"/>
-        <w:jc w:val="left"/>
+        <w:spacing w:before="20" w:after="60" w:line="276" w:lineRule="auto"/>
+        <w:jc w:val="both"/>
       </w:pPr>
       <w:r>
         <w:t>LocalMate có quyền từ chối bảo hành miễn phí hoặc tính phí dịch vụ hỗ trợ theo đơn giá giờ công kỹ thuật trong các trường hợp sau:</w:t>
@@ -1453,9 +1498,8 @@
     </w:p>
     <w:p>
       <w:pPr>
-        <w:spacing w:after="60" w:before="20" w:line="276" w:lineRule="auto"/>
-        <w:ind w:left="288"/>
-        <w:jc w:val="left"/>
+        <w:spacing w:before="20" w:after="60" w:line="276" w:lineRule="auto"/>
+        <w:jc w:val="both"/>
       </w:pPr>
       <w:r>
         <w:t xml:space="preserve">1. </w:t>
@@ -1472,9 +1516,8 @@
     </w:p>
     <w:p>
       <w:pPr>
-        <w:spacing w:after="60" w:before="20" w:line="276" w:lineRule="auto"/>
-        <w:ind w:left="288"/>
-        <w:jc w:val="left"/>
+        <w:spacing w:before="20" w:after="60" w:line="276" w:lineRule="auto"/>
+        <w:jc w:val="both"/>
       </w:pPr>
       <w:r>
         <w:t xml:space="preserve">2. </w:t>
@@ -1491,9 +1534,8 @@
     </w:p>
     <w:p>
       <w:pPr>
-        <w:spacing w:after="60" w:before="20" w:line="276" w:lineRule="auto"/>
-        <w:ind w:left="288"/>
-        <w:jc w:val="left"/>
+        <w:spacing w:before="20" w:after="60" w:line="276" w:lineRule="auto"/>
+        <w:jc w:val="both"/>
       </w:pPr>
       <w:r>
         <w:t xml:space="preserve">3. </w:t>
@@ -1510,8 +1552,7 @@
       <w:r>
         <w:rPr>
           <w:rFonts w:ascii="Consolas" w:hAnsi="Consolas"/>
-          <w:color w:val="B42828"/>
-          <w:sz w:val="20"/>
+          <w:sz w:val="19"/>
         </w:rPr>
         <w:t>LM-SEC-3RD-21</w:t>
       </w:r>
@@ -1521,9 +1562,8 @@
     </w:p>
     <w:p>
       <w:pPr>
-        <w:spacing w:after="60" w:before="20" w:line="276" w:lineRule="auto"/>
-        <w:ind w:left="288"/>
-        <w:jc w:val="left"/>
+        <w:spacing w:before="20" w:after="60" w:line="276" w:lineRule="auto"/>
+        <w:jc w:val="both"/>
       </w:pPr>
       <w:r>
         <w:t xml:space="preserve">4. </w:t>
@@ -1540,32 +1580,22 @@
     </w:p>
     <w:p>
       <w:pPr>
-        <w:spacing w:after="120" w:before="80"/>
-      </w:pPr>
-      <w:r>
-        <w:rPr>
-          <w:color w:val="CBD5E1"/>
-        </w:rPr>
-        <w:t>―――――――――――――――――――――――――――――――――――――――――――――――――――――――</w:t>
-      </w:r>
-    </w:p>
-    <w:p>
-      <w:pPr>
-        <w:spacing w:before="160" w:after="60"/>
+        <w:spacing w:before="180" w:after="60" w:line="276" w:lineRule="auto"/>
+        <w:jc w:val="left"/>
       </w:pPr>
       <w:r>
         <w:rPr>
           <w:b/>
-          <w:color w:val="0D7647"/>
-          <w:sz w:val="23"/>
+          <w:color w:val="0F172A"/>
+          <w:sz w:val="22"/>
         </w:rPr>
         <w:t>ĐIỀU 5. QUY CHẾ DỊCH VỤ BẢO TRÌ ĐỊNH KỲ THEO THÁNG (MAINTENANCE RETAINER)</w:t>
       </w:r>
     </w:p>
     <w:p>
       <w:pPr>
-        <w:spacing w:after="80" w:before="0" w:line="276" w:lineRule="auto"/>
-        <w:jc w:val="left"/>
+        <w:spacing w:before="20" w:after="60" w:line="276" w:lineRule="auto"/>
+        <w:jc w:val="both"/>
       </w:pPr>
       <w:r>
         <w:t xml:space="preserve">Sau khi kết thúc thời hạn 30 ngày bảo hành miễn phí, Khách hàng có thể lựa chọn ký kết Hợp đồng Dịch vụ Duy trì &amp; Bảo trì định kỳ theo tháng (Phí duy trì: </w:t>
@@ -1582,69 +1612,58 @@
     </w:p>
     <w:p>
       <w:pPr>
-        <w:spacing w:after="60" w:before="20" w:line="276" w:lineRule="auto"/>
+        <w:spacing w:before="20" w:after="40" w:line="276" w:lineRule="auto"/>
         <w:ind w:left="360"/>
-        <w:jc w:val="left"/>
+        <w:jc w:val="both"/>
       </w:pPr>
       <w:r>
-        <w:t>•  Giám sát hoạt động của website và uptime 24/7;</w:t>
+        <w:t>Giám sát hoạt động của website và uptime 24/7;</w:t>
       </w:r>
     </w:p>
     <w:p>
       <w:pPr>
-        <w:spacing w:after="60" w:before="20" w:line="276" w:lineRule="auto"/>
+        <w:spacing w:before="20" w:after="40" w:line="276" w:lineRule="auto"/>
         <w:ind w:left="360"/>
-        <w:jc w:val="left"/>
+        <w:jc w:val="both"/>
       </w:pPr>
       <w:r>
-        <w:t>•  Sao lưu dự phòng dữ liệu định kỳ hàng tuần (Weekly Backups) lưu trên đám mây an toàn;</w:t>
+        <w:t>Sao lưu dự phòng dữ liệu định kỳ hàng tuần (Weekly Backups) lưu trên đám mây an toàn;</w:t>
       </w:r>
     </w:p>
     <w:p>
       <w:pPr>
-        <w:spacing w:after="60" w:before="20" w:line="276" w:lineRule="auto"/>
+        <w:spacing w:before="20" w:after="40" w:line="276" w:lineRule="auto"/>
         <w:ind w:left="360"/>
-        <w:jc w:val="left"/>
+        <w:jc w:val="both"/>
       </w:pPr>
       <w:r>
-        <w:t>•  Cập nhật bản vá bảo mật, vá lỗ hổng framework định kỳ;</w:t>
+        <w:t>Cập nhật bản vá bảo mật, vá lỗ hổng framework định kỳ;</w:t>
       </w:r>
     </w:p>
     <w:p>
       <w:pPr>
-        <w:spacing w:after="60" w:before="20" w:line="276" w:lineRule="auto"/>
+        <w:spacing w:before="20" w:after="40" w:line="276" w:lineRule="auto"/>
         <w:ind w:left="360"/>
-        <w:jc w:val="left"/>
+        <w:jc w:val="both"/>
       </w:pPr>
       <w:r>
-        <w:t>•  Hỗ trợ cập nhật nội dung nhẹ: Thay đổi tối đa 03 banner/ảnh sản phẩm và 02 bài viết/tháng;</w:t>
+        <w:t>Hỗ trợ cập nhật nội dung nhẹ: Thay đổi tối đa 03 banner/ảnh sản phẩm và 02 bài viết/tháng;</w:t>
       </w:r>
     </w:p>
     <w:p>
       <w:pPr>
-        <w:spacing w:after="60" w:before="20" w:line="276" w:lineRule="auto"/>
+        <w:spacing w:before="20" w:after="40" w:line="276" w:lineRule="auto"/>
         <w:ind w:left="360"/>
-        <w:jc w:val="left"/>
+        <w:jc w:val="both"/>
       </w:pPr>
       <w:r>
-        <w:t>•  Cam kết duy trì SLA mức độ P0 và P1 theo đúng chuẩn Điều 1 Thỏa thuận này.</w:t>
+        <w:t>Cam kết duy trì SLA mức độ P0 và P1 theo đúng chuẩn Điều 1 Thỏa thuận này.</w:t>
       </w:r>
     </w:p>
     <w:p>
       <w:pPr>
-        <w:spacing w:after="120" w:before="80"/>
-      </w:pPr>
-      <w:r>
-        <w:rPr>
-          <w:color w:val="CBD5E1"/>
-        </w:rPr>
-        <w:t>―――――――――――――――――――――――――――――――――――――――――――――――――――――――</w:t>
-      </w:r>
-    </w:p>
-    <w:p>
-      <w:pPr>
-        <w:spacing w:after="80" w:before="0" w:line="276" w:lineRule="auto"/>
-        <w:jc w:val="left"/>
+        <w:spacing w:before="20" w:after="60" w:line="276" w:lineRule="auto"/>
+        <w:jc w:val="both"/>
       </w:pPr>
       <w:r>
         <w:t>Thỏa thuận SLA này là căn cứ cam kết chất lượng dịch vụ vận hành của LocalMate, được lập thành 02 (hai) bản gốc có giá trị pháp lý như nhau, mỗi Bên giữ 01 (một) bản để giám sát thực hiện.</w:t>
@@ -1665,21 +1684,25 @@
         </w:tblBorders>
       </w:tblPr>
       <w:tblGrid>
-        <w:gridCol w:w="4802"/>
-        <w:gridCol w:w="4802"/>
+        <w:gridCol w:w="4874"/>
+        <w:gridCol w:w="4874"/>
       </w:tblGrid>
       <w:tr>
+        <w:trPr>
+          <w:cantSplit/>
+        </w:trPr>
         <w:tc>
           <w:tcPr>
-            <w:tcW w:type="dxa" w:w="4802"/>
+            <w:tcW w:type="dxa" w:w="4867"/>
             <w:vAlign w:val="center"/>
+            <w:tcW w:w="4867" w:type="dxa"/>
             <w:tcMar>
-              <w:top w:w="120" w:type="dxa"/>
-              <w:bottom w:w="120" w:type="dxa"/>
-              <w:left w:w="160" w:type="dxa"/>
-              <w:right w:w="160" w:type="dxa"/>
+              <w:top w:w="90" w:type="dxa"/>
+              <w:bottom w:w="90" w:type="dxa"/>
+              <w:left w:w="100" w:type="dxa"/>
+              <w:right w:w="100" w:type="dxa"/>
             </w:tcMar>
-            <w:shd w:fill="EDF7F1"/>
+            <w:shd w:fill="F8FAFC"/>
           </w:tcPr>
           <w:p>
             <w:r/>
@@ -1692,7 +1715,7 @@
             <w:r>
               <w:rPr>
                 <w:b/>
-                <w:color w:val="0D7647"/>
+                <w:sz w:val="20"/>
               </w:rPr>
               <w:t>ĐẠI DIỆN BÊN A (KHÁCH HÀNG)</w:t>
             </w:r>
@@ -1700,15 +1723,16 @@
         </w:tc>
         <w:tc>
           <w:tcPr>
-            <w:tcW w:type="dxa" w:w="4802"/>
+            <w:tcW w:type="dxa" w:w="4882"/>
             <w:vAlign w:val="center"/>
+            <w:tcW w:w="4881" w:type="dxa"/>
             <w:tcMar>
-              <w:top w:w="120" w:type="dxa"/>
-              <w:bottom w:w="120" w:type="dxa"/>
-              <w:left w:w="160" w:type="dxa"/>
-              <w:right w:w="160" w:type="dxa"/>
+              <w:top w:w="90" w:type="dxa"/>
+              <w:bottom w:w="90" w:type="dxa"/>
+              <w:left w:w="100" w:type="dxa"/>
+              <w:right w:w="100" w:type="dxa"/>
             </w:tcMar>
-            <w:shd w:fill="EDF7F1"/>
+            <w:shd w:fill="F8FAFC"/>
           </w:tcPr>
           <w:p>
             <w:r/>
@@ -1721,7 +1745,7 @@
             <w:r>
               <w:rPr>
                 <w:b/>
-                <w:color w:val="0D7647"/>
+                <w:sz w:val="20"/>
               </w:rPr>
               <w:t>ĐẠI DIỆN BÊN B (LOCALMATE)</w:t>
             </w:r>
@@ -1729,17 +1753,21 @@
         </w:tc>
       </w:tr>
       <w:tr>
+        <w:trPr>
+          <w:cantSplit/>
+        </w:trPr>
         <w:tc>
           <w:tcPr>
-            <w:tcW w:type="dxa" w:w="4802"/>
+            <w:tcW w:type="dxa" w:w="4867"/>
             <w:vAlign w:val="center"/>
+            <w:tcW w:w="4867" w:type="dxa"/>
             <w:tcMar>
-              <w:top w:w="120" w:type="dxa"/>
-              <w:bottom w:w="120" w:type="dxa"/>
-              <w:left w:w="160" w:type="dxa"/>
-              <w:right w:w="160" w:type="dxa"/>
+              <w:top w:w="80" w:type="dxa"/>
+              <w:bottom w:w="80" w:type="dxa"/>
+              <w:left w:w="100" w:type="dxa"/>
+              <w:right w:w="100" w:type="dxa"/>
             </w:tcMar>
-            <w:shd w:fill="F8FAFC"/>
+            <w:shd w:fill="FFFFFF"/>
           </w:tcPr>
           <w:p>
             <w:r/>
@@ -1759,15 +1787,16 @@
         </w:tc>
         <w:tc>
           <w:tcPr>
-            <w:tcW w:type="dxa" w:w="4802"/>
+            <w:tcW w:type="dxa" w:w="4882"/>
             <w:vAlign w:val="center"/>
+            <w:tcW w:w="4881" w:type="dxa"/>
             <w:tcMar>
-              <w:top w:w="120" w:type="dxa"/>
-              <w:bottom w:w="120" w:type="dxa"/>
-              <w:left w:w="160" w:type="dxa"/>
-              <w:right w:w="160" w:type="dxa"/>
+              <w:top w:w="80" w:type="dxa"/>
+              <w:bottom w:w="80" w:type="dxa"/>
+              <w:left w:w="100" w:type="dxa"/>
+              <w:right w:w="100" w:type="dxa"/>
             </w:tcMar>
-            <w:shd w:fill="F8FAFC"/>
+            <w:shd w:fill="FFFFFF"/>
           </w:tcPr>
           <w:p>
             <w:r/>
@@ -1787,161 +1816,58 @@
         </w:tc>
       </w:tr>
       <w:tr>
+        <w:trPr>
+          <w:cantSplit/>
+        </w:trPr>
         <w:tc>
           <w:tcPr>
-            <w:tcW w:type="dxa" w:w="4802"/>
+            <w:tcW w:type="dxa" w:w="4867"/>
             <w:vAlign w:val="center"/>
+            <w:tcW w:w="4867" w:type="dxa"/>
             <w:tcMar>
-              <w:top w:w="120" w:type="dxa"/>
-              <w:bottom w:w="120" w:type="dxa"/>
-              <w:left w:w="160" w:type="dxa"/>
-              <w:right w:w="160" w:type="dxa"/>
+              <w:top w:w="80" w:type="dxa"/>
+              <w:bottom w:w="80" w:type="dxa"/>
+              <w:left w:w="100" w:type="dxa"/>
+              <w:right w:w="100" w:type="dxa"/>
             </w:tcMar>
-            <w:shd w:fill="FFFFFF"/>
+            <w:shd w:fill="FAFAFA"/>
           </w:tcPr>
           <w:p>
             <w:r/>
           </w:p>
-          <w:p>
-            <w:pPr>
-              <w:spacing w:before="0" w:after="40" w:line="276" w:lineRule="auto"/>
-              <w:jc w:val="left"/>
-            </w:pPr>
-          </w:p>
-          <w:p>
-            <w:pPr>
-              <w:spacing w:before="0" w:after="40" w:line="276" w:lineRule="auto"/>
-              <w:jc w:val="left"/>
-            </w:pPr>
-          </w:p>
-          <w:p>
-            <w:pPr>
-              <w:spacing w:before="0" w:after="40" w:line="276" w:lineRule="auto"/>
-              <w:jc w:val="left"/>
-            </w:pPr>
-          </w:p>
-          <w:p>
-            <w:pPr>
-              <w:spacing w:before="0" w:after="40" w:line="276" w:lineRule="auto"/>
-              <w:jc w:val="left"/>
-            </w:pPr>
-          </w:p>
         </w:tc>
         <w:tc>
           <w:tcPr>
-            <w:tcW w:type="dxa" w:w="4802"/>
+            <w:tcW w:type="dxa" w:w="4882"/>
             <w:vAlign w:val="center"/>
+            <w:tcW w:w="4881" w:type="dxa"/>
             <w:tcMar>
-              <w:top w:w="120" w:type="dxa"/>
-              <w:bottom w:w="120" w:type="dxa"/>
-              <w:left w:w="160" w:type="dxa"/>
-              <w:right w:w="160" w:type="dxa"/>
+              <w:top w:w="80" w:type="dxa"/>
+              <w:bottom w:w="80" w:type="dxa"/>
+              <w:left w:w="100" w:type="dxa"/>
+              <w:right w:w="100" w:type="dxa"/>
             </w:tcMar>
-            <w:shd w:fill="FFFFFF"/>
+            <w:shd w:fill="FAFAFA"/>
           </w:tcPr>
           <w:p>
             <w:r/>
           </w:p>
-          <w:p>
-            <w:pPr>
-              <w:spacing w:before="0" w:after="40" w:line="276" w:lineRule="auto"/>
-              <w:jc w:val="left"/>
-            </w:pPr>
-          </w:p>
-          <w:p>
-            <w:pPr>
-              <w:spacing w:before="0" w:after="40" w:line="276" w:lineRule="auto"/>
-              <w:jc w:val="left"/>
-            </w:pPr>
-          </w:p>
-          <w:p>
-            <w:pPr>
-              <w:spacing w:before="0" w:after="40" w:line="276" w:lineRule="auto"/>
-              <w:jc w:val="left"/>
-            </w:pPr>
-          </w:p>
-          <w:p>
-            <w:pPr>
-              <w:spacing w:before="0" w:after="40" w:line="276" w:lineRule="auto"/>
-              <w:jc w:val="left"/>
-            </w:pPr>
-          </w:p>
         </w:tc>
       </w:tr>
       <w:tr>
+        <w:trPr>
+          <w:cantSplit/>
+        </w:trPr>
         <w:tc>
           <w:tcPr>
-            <w:tcW w:type="dxa" w:w="4802"/>
+            <w:tcW w:type="dxa" w:w="4867"/>
             <w:vAlign w:val="center"/>
+            <w:tcW w:w="4867" w:type="dxa"/>
             <w:tcMar>
-              <w:top w:w="120" w:type="dxa"/>
-              <w:bottom w:w="120" w:type="dxa"/>
-              <w:left w:w="160" w:type="dxa"/>
-              <w:right w:w="160" w:type="dxa"/>
-            </w:tcMar>
-            <w:shd w:fill="F8FAFC"/>
-          </w:tcPr>
-          <w:p>
-            <w:r/>
-          </w:p>
-          <w:p>
-            <w:pPr>
-              <w:spacing w:before="0" w:after="40" w:line="276" w:lineRule="auto"/>
-              <w:jc w:val="left"/>
-            </w:pPr>
-            <w:r>
-              <w:rPr>
-                <w:b/>
-              </w:rPr>
-              <w:t>Họ và tên:</w:t>
-            </w:r>
-            <w:r>
-              <w:t xml:space="preserve"> [NGUOI_DAI_DIEN_A]</w:t>
-            </w:r>
-          </w:p>
-        </w:tc>
-        <w:tc>
-          <w:tcPr>
-            <w:tcW w:type="dxa" w:w="4802"/>
-            <w:vAlign w:val="center"/>
-            <w:tcMar>
-              <w:top w:w="120" w:type="dxa"/>
-              <w:bottom w:w="120" w:type="dxa"/>
-              <w:left w:w="160" w:type="dxa"/>
-              <w:right w:w="160" w:type="dxa"/>
-            </w:tcMar>
-            <w:shd w:fill="F8FAFC"/>
-          </w:tcPr>
-          <w:p>
-            <w:r/>
-          </w:p>
-          <w:p>
-            <w:pPr>
-              <w:spacing w:before="0" w:after="40" w:line="276" w:lineRule="auto"/>
-              <w:jc w:val="left"/>
-            </w:pPr>
-            <w:r>
-              <w:rPr>
-                <w:b/>
-              </w:rPr>
-              <w:t>Họ và tên:</w:t>
-            </w:r>
-            <w:r>
-              <w:t xml:space="preserve"> [REPRESENTATIVE]</w:t>
-            </w:r>
-          </w:p>
-        </w:tc>
-      </w:tr>
-      <w:tr>
-        <w:tc>
-          <w:tcPr>
-            <w:tcW w:type="dxa" w:w="4802"/>
-            <w:vAlign w:val="center"/>
-            <w:tcMar>
-              <w:top w:w="120" w:type="dxa"/>
-              <w:bottom w:w="120" w:type="dxa"/>
-              <w:left w:w="160" w:type="dxa"/>
-              <w:right w:w="160" w:type="dxa"/>
+              <w:top w:w="80" w:type="dxa"/>
+              <w:bottom w:w="80" w:type="dxa"/>
+              <w:left w:w="100" w:type="dxa"/>
+              <w:right w:w="100" w:type="dxa"/>
             </w:tcMar>
             <w:shd w:fill="FFFFFF"/>
           </w:tcPr>
@@ -1957,22 +1883,20 @@
               <w:rPr>
                 <w:b/>
               </w:rPr>
-              <w:t>Chức vụ:</w:t>
-            </w:r>
-            <w:r>
-              <w:t xml:space="preserve"> [CHUC_VU_A]</w:t>
+              <w:t>[NGƯỜI_ĐẠI_DIỆN_A]</w:t>
             </w:r>
           </w:p>
         </w:tc>
         <w:tc>
           <w:tcPr>
-            <w:tcW w:type="dxa" w:w="4802"/>
+            <w:tcW w:type="dxa" w:w="4882"/>
             <w:vAlign w:val="center"/>
+            <w:tcW w:w="4881" w:type="dxa"/>
             <w:tcMar>
-              <w:top w:w="120" w:type="dxa"/>
-              <w:bottom w:w="120" w:type="dxa"/>
-              <w:left w:w="160" w:type="dxa"/>
-              <w:right w:w="160" w:type="dxa"/>
+              <w:top w:w="80" w:type="dxa"/>
+              <w:bottom w:w="80" w:type="dxa"/>
+              <w:left w:w="100" w:type="dxa"/>
+              <w:right w:w="100" w:type="dxa"/>
             </w:tcMar>
             <w:shd w:fill="FFFFFF"/>
           </w:tcPr>
@@ -1988,26 +1912,27 @@
               <w:rPr>
                 <w:b/>
               </w:rPr>
-              <w:t>Chức vụ:</w:t>
-            </w:r>
-            <w:r>
-              <w:t xml:space="preserve"> [TITLE]</w:t>
+              <w:t>[REPRESENTATIVE]</w:t>
             </w:r>
           </w:p>
         </w:tc>
       </w:tr>
       <w:tr>
+        <w:trPr>
+          <w:cantSplit/>
+        </w:trPr>
         <w:tc>
           <w:tcPr>
-            <w:tcW w:type="dxa" w:w="4802"/>
+            <w:tcW w:type="dxa" w:w="4867"/>
             <w:vAlign w:val="center"/>
+            <w:tcW w:w="4867" w:type="dxa"/>
             <w:tcMar>
-              <w:top w:w="120" w:type="dxa"/>
-              <w:bottom w:w="120" w:type="dxa"/>
-              <w:left w:w="160" w:type="dxa"/>
-              <w:right w:w="160" w:type="dxa"/>
+              <w:top w:w="80" w:type="dxa"/>
+              <w:bottom w:w="80" w:type="dxa"/>
+              <w:left w:w="100" w:type="dxa"/>
+              <w:right w:w="100" w:type="dxa"/>
             </w:tcMar>
-            <w:shd w:fill="F8FAFC"/>
+            <w:shd w:fill="FAFAFA"/>
           </w:tcPr>
           <w:p>
             <w:r/>
@@ -2018,27 +1943,22 @@
               <w:jc w:val="left"/>
             </w:pPr>
             <w:r>
-              <w:rPr>
-                <w:b/>
-              </w:rPr>
-              <w:t>Ngày ký:</w:t>
-            </w:r>
-            <w:r>
-              <w:t xml:space="preserve"> ____/____/202[X]</w:t>
+              <w:t>Chức vụ: [CHỨC_VỤ_A]</w:t>
             </w:r>
           </w:p>
         </w:tc>
         <w:tc>
           <w:tcPr>
-            <w:tcW w:type="dxa" w:w="4802"/>
+            <w:tcW w:type="dxa" w:w="4882"/>
             <w:vAlign w:val="center"/>
+            <w:tcW w:w="4881" w:type="dxa"/>
             <w:tcMar>
-              <w:top w:w="120" w:type="dxa"/>
-              <w:bottom w:w="120" w:type="dxa"/>
-              <w:left w:w="160" w:type="dxa"/>
-              <w:right w:w="160" w:type="dxa"/>
+              <w:top w:w="80" w:type="dxa"/>
+              <w:bottom w:w="80" w:type="dxa"/>
+              <w:left w:w="100" w:type="dxa"/>
+              <w:right w:w="100" w:type="dxa"/>
             </w:tcMar>
-            <w:shd w:fill="F8FAFC"/>
+            <w:shd w:fill="FAFAFA"/>
           </w:tcPr>
           <w:p>
             <w:r/>
@@ -2049,13 +1969,64 @@
               <w:jc w:val="left"/>
             </w:pPr>
             <w:r>
-              <w:rPr>
-                <w:b/>
-              </w:rPr>
-              <w:t>Ngày ký:</w:t>
+              <w:t>Chức vụ: [TITLE]</w:t>
             </w:r>
+          </w:p>
+        </w:tc>
+      </w:tr>
+      <w:tr>
+        <w:trPr>
+          <w:cantSplit/>
+        </w:trPr>
+        <w:tc>
+          <w:tcPr>
+            <w:tcW w:type="dxa" w:w="4867"/>
+            <w:vAlign w:val="center"/>
+            <w:tcW w:w="4867" w:type="dxa"/>
+            <w:tcMar>
+              <w:top w:w="80" w:type="dxa"/>
+              <w:bottom w:w="80" w:type="dxa"/>
+              <w:left w:w="100" w:type="dxa"/>
+              <w:right w:w="100" w:type="dxa"/>
+            </w:tcMar>
+            <w:shd w:fill="FFFFFF"/>
+          </w:tcPr>
+          <w:p>
+            <w:r/>
+          </w:p>
+          <w:p>
+            <w:pPr>
+              <w:spacing w:before="0" w:after="40" w:line="276" w:lineRule="auto"/>
+              <w:jc w:val="left"/>
+            </w:pPr>
             <w:r>
-              <w:t xml:space="preserve"> ____/____/202[X]</w:t>
+              <w:t>Ngày ký: ..... / ..... / 202[NĂM]</w:t>
+            </w:r>
+          </w:p>
+        </w:tc>
+        <w:tc>
+          <w:tcPr>
+            <w:tcW w:type="dxa" w:w="4882"/>
+            <w:vAlign w:val="center"/>
+            <w:tcW w:w="4881" w:type="dxa"/>
+            <w:tcMar>
+              <w:top w:w="80" w:type="dxa"/>
+              <w:bottom w:w="80" w:type="dxa"/>
+              <w:left w:w="100" w:type="dxa"/>
+              <w:right w:w="100" w:type="dxa"/>
+            </w:tcMar>
+            <w:shd w:fill="FFFFFF"/>
+          </w:tcPr>
+          <w:p>
+            <w:r/>
+          </w:p>
+          <w:p>
+            <w:pPr>
+              <w:spacing w:before="0" w:after="40" w:line="276" w:lineRule="auto"/>
+              <w:jc w:val="left"/>
+            </w:pPr>
+            <w:r>
+              <w:t>Ngày ký: ..... / ..... / 202[NĂM]</w:t>
             </w:r>
           </w:p>
         </w:tc>
@@ -2068,7 +2039,7 @@
     </w:p>
     <w:sectPr>
       <w:pgSz w:w="11909" w:h="16834"/>
-      <w:pgMar w:top="1152" w:right="1152" w:bottom="1152" w:left="1152" w:header="720" w:footer="720" w:gutter="0"/>
+      <w:pgMar w:top="1138" w:right="936" w:bottom="1138" w:left="1224" w:header="720" w:footer="720" w:gutter="0"/>
       <w:cols w:space="720"/>
       <w:docGrid w:linePitch="360"/>
     </w:sectPr>
@@ -2441,7 +2412,7 @@
     <w:rsid w:val="00FC693F"/>
     <w:rPr>
       <w:rFonts w:ascii="Times New Roman" w:hAnsi="Times New Roman"/>
-      <w:color w:val="1E293B"/>
+      <w:color w:val="0F172A"/>
       <w:sz w:val="22"/>
     </w:rPr>
   </w:style>
